--- a/docs/design.docx
+++ b/docs/design.docx
@@ -446,14 +446,6 @@
         <w:gridCol w:w="9746"/>
       </w:tblGrid>
       <w:tr>
-        <w:tblPrEx>
-          <w:tblCellMar>
-            <w:top w:w="0" w:type="dxa"/>
-            <w:left w:w="108" w:type="dxa"/>
-            <w:bottom w:w="0" w:type="dxa"/>
-            <w:right w:w="108" w:type="dxa"/>
-          </w:tblCellMar>
-        </w:tblPrEx>
         <w:trPr>
           <w:jc w:val="center"/>
         </w:trPr>
@@ -480,7 +472,20 @@
               <w:rPr>
                 <w:rFonts w:hint="eastAsia"/>
               </w:rPr>
-              <w:t>D-03_概要设计说明书_v1.docx</w:t>
+              <w:t>D-03_概要设计说明书_v</w:t>
+            </w:r>
+            <w:r>
+              <w:rPr>
+                <w:rFonts w:hint="eastAsia"/>
+                <w:lang w:val="en-US" w:eastAsia="zh-CN"/>
+              </w:rPr>
+              <w:t>2.0</w:t>
+            </w:r>
+            <w:r>
+              <w:rPr>
+                <w:rFonts w:hint="eastAsia"/>
+              </w:rPr>
+              <w:t>.docx</w:t>
             </w:r>
           </w:p>
           <w:p>
@@ -498,16 +503,29 @@
                 <w:rFonts w:hint="default"/>
                 <w:lang w:val="en-US" w:eastAsia="zh-CN"/>
               </w:rPr>
-              <w:t>D-04_详细设计说明书_v1.docx</w:t>
+              <w:t>D-04_详细设计说明书_v</w:t>
             </w:r>
+            <w:r>
+              <w:rPr>
+                <w:rFonts w:hint="eastAsia"/>
+                <w:lang w:val="en-US" w:eastAsia="zh-CN"/>
+              </w:rPr>
+              <w:t>2.0</w:t>
+            </w:r>
+            <w:r>
+              <w:rPr>
+                <w:rFonts w:hint="default"/>
+                <w:lang w:val="en-US" w:eastAsia="zh-CN"/>
+              </w:rPr>
+              <w:t>.docx</w:t>
+            </w:r>
+            <w:bookmarkStart w:id="0" w:name="_GoBack"/>
+            <w:bookmarkEnd w:id="0"/>
           </w:p>
         </w:tc>
       </w:tr>
     </w:tbl>
-    <w:p>
-      <w:bookmarkStart w:id="0" w:name="_GoBack"/>
-      <w:bookmarkEnd w:id="0"/>
-    </w:p>
+    <w:p/>
     <w:sectPr>
       <w:pgSz w:w="12240" w:h="15840"/>
       <w:pgMar w:top="1134" w:right="1247" w:bottom="1134" w:left="1247" w:header="720" w:footer="720" w:gutter="0"/>
@@ -750,8 +768,8 @@
     <w:lsdException w:uiPriority="99" w:name="Normal Indent"/>
     <w:lsdException w:uiPriority="99" w:name="footnote text"/>
     <w:lsdException w:uiPriority="99" w:name="annotation text"/>
-    <w:lsdException w:uiPriority="99" w:semiHidden="0" w:name="header"/>
-    <w:lsdException w:uiPriority="99" w:semiHidden="0" w:name="footer"/>
+    <w:lsdException w:qFormat="1" w:uiPriority="99" w:semiHidden="0" w:name="header"/>
+    <w:lsdException w:qFormat="1" w:uiPriority="99" w:semiHidden="0" w:name="footer"/>
     <w:lsdException w:uiPriority="99" w:name="index heading"/>
     <w:lsdException w:qFormat="1" w:uiPriority="35" w:name="caption"/>
     <w:lsdException w:uiPriority="99" w:name="table of figures"/>
@@ -764,20 +782,20 @@
     <w:lsdException w:uiPriority="99" w:name="endnote reference"/>
     <w:lsdException w:uiPriority="99" w:name="endnote text"/>
     <w:lsdException w:uiPriority="99" w:name="table of authorities"/>
-    <w:lsdException w:uiPriority="99" w:semiHidden="0" w:name="macro"/>
+    <w:lsdException w:qFormat="1" w:uiPriority="99" w:semiHidden="0" w:name="macro"/>
     <w:lsdException w:uiPriority="99" w:name="toa heading"/>
     <w:lsdException w:qFormat="1" w:uiPriority="99" w:semiHidden="0" w:name="List"/>
     <w:lsdException w:qFormat="1" w:uiPriority="99" w:semiHidden="0" w:name="List Bullet"/>
     <w:lsdException w:qFormat="1" w:uiPriority="99" w:semiHidden="0" w:name="List Number"/>
-    <w:lsdException w:uiPriority="99" w:semiHidden="0" w:name="List 2"/>
+    <w:lsdException w:qFormat="1" w:uiPriority="99" w:semiHidden="0" w:name="List 2"/>
     <w:lsdException w:qFormat="1" w:uiPriority="99" w:semiHidden="0" w:name="List 3"/>
     <w:lsdException w:uiPriority="99" w:name="List 4"/>
     <w:lsdException w:uiPriority="99" w:name="List 5"/>
     <w:lsdException w:qFormat="1" w:uiPriority="99" w:semiHidden="0" w:name="List Bullet 2"/>
-    <w:lsdException w:uiPriority="99" w:semiHidden="0" w:name="List Bullet 3"/>
+    <w:lsdException w:qFormat="1" w:uiPriority="99" w:semiHidden="0" w:name="List Bullet 3"/>
     <w:lsdException w:uiPriority="99" w:name="List Bullet 4"/>
     <w:lsdException w:uiPriority="99" w:name="List Bullet 5"/>
-    <w:lsdException w:uiPriority="99" w:semiHidden="0" w:name="List Number 2"/>
+    <w:lsdException w:qFormat="1" w:uiPriority="99" w:semiHidden="0" w:name="List Number 2"/>
     <w:lsdException w:qFormat="1" w:uiPriority="99" w:semiHidden="0" w:name="List Number 3"/>
     <w:lsdException w:uiPriority="99" w:name="List Number 4"/>
     <w:lsdException w:uiPriority="99" w:name="List Number 5"/>
@@ -871,106 +889,106 @@
     <w:lsdException w:uiPriority="99" w:name="Table Theme"/>
     <w:lsdException w:qFormat="1" w:unhideWhenUsed="0" w:uiPriority="1" w:semiHidden="0" w:name="No Spacing"/>
     <w:lsdException w:unhideWhenUsed="0" w:uiPriority="60" w:semiHidden="0" w:name="Light Shading"/>
-    <w:lsdException w:unhideWhenUsed="0" w:uiPriority="61" w:semiHidden="0" w:name="Light List"/>
+    <w:lsdException w:qFormat="1" w:unhideWhenUsed="0" w:uiPriority="61" w:semiHidden="0" w:name="Light List"/>
     <w:lsdException w:qFormat="1" w:unhideWhenUsed="0" w:uiPriority="62" w:semiHidden="0" w:name="Light Grid"/>
     <w:lsdException w:qFormat="1" w:unhideWhenUsed="0" w:uiPriority="63" w:semiHidden="0" w:name="Medium Shading 1"/>
-    <w:lsdException w:unhideWhenUsed="0" w:uiPriority="64" w:semiHidden="0" w:name="Medium Shading 2"/>
-    <w:lsdException w:unhideWhenUsed="0" w:uiPriority="65" w:semiHidden="0" w:name="Medium List 1"/>
-    <w:lsdException w:unhideWhenUsed="0" w:uiPriority="66" w:semiHidden="0" w:name="Medium List 2"/>
-    <w:lsdException w:unhideWhenUsed="0" w:uiPriority="67" w:semiHidden="0" w:name="Medium Grid 1"/>
-    <w:lsdException w:unhideWhenUsed="0" w:uiPriority="68" w:semiHidden="0" w:name="Medium Grid 2"/>
-    <w:lsdException w:unhideWhenUsed="0" w:uiPriority="69" w:semiHidden="0" w:name="Medium Grid 3"/>
-    <w:lsdException w:unhideWhenUsed="0" w:uiPriority="70" w:semiHidden="0" w:name="Dark List"/>
+    <w:lsdException w:qFormat="1" w:unhideWhenUsed="0" w:uiPriority="64" w:semiHidden="0" w:name="Medium Shading 2"/>
+    <w:lsdException w:qFormat="1" w:unhideWhenUsed="0" w:uiPriority="65" w:semiHidden="0" w:name="Medium List 1"/>
+    <w:lsdException w:qFormat="1" w:unhideWhenUsed="0" w:uiPriority="66" w:semiHidden="0" w:name="Medium List 2"/>
+    <w:lsdException w:qFormat="1" w:unhideWhenUsed="0" w:uiPriority="67" w:semiHidden="0" w:name="Medium Grid 1"/>
+    <w:lsdException w:qFormat="1" w:unhideWhenUsed="0" w:uiPriority="68" w:semiHidden="0" w:name="Medium Grid 2"/>
+    <w:lsdException w:qFormat="1" w:unhideWhenUsed="0" w:uiPriority="69" w:semiHidden="0" w:name="Medium Grid 3"/>
+    <w:lsdException w:qFormat="1" w:unhideWhenUsed="0" w:uiPriority="70" w:semiHidden="0" w:name="Dark List"/>
     <w:lsdException w:qFormat="1" w:unhideWhenUsed="0" w:uiPriority="71" w:semiHidden="0" w:name="Colorful Shading"/>
     <w:lsdException w:qFormat="1" w:unhideWhenUsed="0" w:uiPriority="72" w:semiHidden="0" w:name="Colorful List"/>
-    <w:lsdException w:unhideWhenUsed="0" w:uiPriority="73" w:semiHidden="0" w:name="Colorful Grid"/>
-    <w:lsdException w:unhideWhenUsed="0" w:uiPriority="60" w:semiHidden="0" w:name="Light Shading Accent 1"/>
+    <w:lsdException w:qFormat="1" w:unhideWhenUsed="0" w:uiPriority="73" w:semiHidden="0" w:name="Colorful Grid"/>
+    <w:lsdException w:qFormat="1" w:unhideWhenUsed="0" w:uiPriority="60" w:semiHidden="0" w:name="Light Shading Accent 1"/>
     <w:lsdException w:qFormat="1" w:unhideWhenUsed="0" w:uiPriority="61" w:semiHidden="0" w:name="Light List Accent 1"/>
-    <w:lsdException w:unhideWhenUsed="0" w:uiPriority="62" w:semiHidden="0" w:name="Light Grid Accent 1"/>
+    <w:lsdException w:qFormat="1" w:unhideWhenUsed="0" w:uiPriority="62" w:semiHidden="0" w:name="Light Grid Accent 1"/>
     <w:lsdException w:qFormat="1" w:unhideWhenUsed="0" w:uiPriority="63" w:semiHidden="0" w:name="Medium Shading 1 Accent 1"/>
-    <w:lsdException w:unhideWhenUsed="0" w:uiPriority="64" w:semiHidden="0" w:name="Medium Shading 2 Accent 1"/>
-    <w:lsdException w:unhideWhenUsed="0" w:uiPriority="65" w:semiHidden="0" w:name="Medium List 1 Accent 1"/>
+    <w:lsdException w:qFormat="1" w:unhideWhenUsed="0" w:uiPriority="64" w:semiHidden="0" w:name="Medium Shading 2 Accent 1"/>
+    <w:lsdException w:qFormat="1" w:unhideWhenUsed="0" w:uiPriority="65" w:semiHidden="0" w:name="Medium List 1 Accent 1"/>
     <w:lsdException w:qFormat="1" w:unhideWhenUsed="0" w:uiPriority="34" w:semiHidden="0" w:name="List Paragraph"/>
     <w:lsdException w:qFormat="1" w:unhideWhenUsed="0" w:uiPriority="29" w:semiHidden="0" w:name="Quote"/>
     <w:lsdException w:qFormat="1" w:unhideWhenUsed="0" w:uiPriority="30" w:semiHidden="0" w:name="Intense Quote"/>
-    <w:lsdException w:unhideWhenUsed="0" w:uiPriority="66" w:semiHidden="0" w:name="Medium List 2 Accent 1"/>
-    <w:lsdException w:unhideWhenUsed="0" w:uiPriority="67" w:semiHidden="0" w:name="Medium Grid 1 Accent 1"/>
-    <w:lsdException w:unhideWhenUsed="0" w:uiPriority="68" w:semiHidden="0" w:name="Medium Grid 2 Accent 1"/>
-    <w:lsdException w:unhideWhenUsed="0" w:uiPriority="69" w:semiHidden="0" w:name="Medium Grid 3 Accent 1"/>
-    <w:lsdException w:unhideWhenUsed="0" w:uiPriority="70" w:semiHidden="0" w:name="Dark List Accent 1"/>
-    <w:lsdException w:unhideWhenUsed="0" w:uiPriority="71" w:semiHidden="0" w:name="Colorful Shading Accent 1"/>
-    <w:lsdException w:unhideWhenUsed="0" w:uiPriority="72" w:semiHidden="0" w:name="Colorful List Accent 1"/>
+    <w:lsdException w:qFormat="1" w:unhideWhenUsed="0" w:uiPriority="66" w:semiHidden="0" w:name="Medium List 2 Accent 1"/>
+    <w:lsdException w:qFormat="1" w:unhideWhenUsed="0" w:uiPriority="67" w:semiHidden="0" w:name="Medium Grid 1 Accent 1"/>
+    <w:lsdException w:qFormat="1" w:unhideWhenUsed="0" w:uiPriority="68" w:semiHidden="0" w:name="Medium Grid 2 Accent 1"/>
+    <w:lsdException w:qFormat="1" w:unhideWhenUsed="0" w:uiPriority="69" w:semiHidden="0" w:name="Medium Grid 3 Accent 1"/>
+    <w:lsdException w:qFormat="1" w:unhideWhenUsed="0" w:uiPriority="70" w:semiHidden="0" w:name="Dark List Accent 1"/>
+    <w:lsdException w:qFormat="1" w:unhideWhenUsed="0" w:uiPriority="71" w:semiHidden="0" w:name="Colorful Shading Accent 1"/>
+    <w:lsdException w:qFormat="1" w:unhideWhenUsed="0" w:uiPriority="72" w:semiHidden="0" w:name="Colorful List Accent 1"/>
     <w:lsdException w:unhideWhenUsed="0" w:uiPriority="73" w:semiHidden="0" w:name="Colorful Grid Accent 1"/>
     <w:lsdException w:unhideWhenUsed="0" w:uiPriority="60" w:semiHidden="0" w:name="Light Shading Accent 2"/>
-    <w:lsdException w:unhideWhenUsed="0" w:uiPriority="61" w:semiHidden="0" w:name="Light List Accent 2"/>
-    <w:lsdException w:unhideWhenUsed="0" w:uiPriority="62" w:semiHidden="0" w:name="Light Grid Accent 2"/>
+    <w:lsdException w:qFormat="1" w:unhideWhenUsed="0" w:uiPriority="61" w:semiHidden="0" w:name="Light List Accent 2"/>
+    <w:lsdException w:qFormat="1" w:unhideWhenUsed="0" w:uiPriority="62" w:semiHidden="0" w:name="Light Grid Accent 2"/>
     <w:lsdException w:qFormat="1" w:unhideWhenUsed="0" w:uiPriority="63" w:semiHidden="0" w:name="Medium Shading 1 Accent 2"/>
-    <w:lsdException w:unhideWhenUsed="0" w:uiPriority="64" w:semiHidden="0" w:name="Medium Shading 2 Accent 2"/>
+    <w:lsdException w:qFormat="1" w:unhideWhenUsed="0" w:uiPriority="64" w:semiHidden="0" w:name="Medium Shading 2 Accent 2"/>
     <w:lsdException w:unhideWhenUsed="0" w:uiPriority="65" w:semiHidden="0" w:name="Medium List 1 Accent 2"/>
-    <w:lsdException w:unhideWhenUsed="0" w:uiPriority="66" w:semiHidden="0" w:name="Medium List 2 Accent 2"/>
-    <w:lsdException w:unhideWhenUsed="0" w:uiPriority="67" w:semiHidden="0" w:name="Medium Grid 1 Accent 2"/>
+    <w:lsdException w:qFormat="1" w:unhideWhenUsed="0" w:uiPriority="66" w:semiHidden="0" w:name="Medium List 2 Accent 2"/>
+    <w:lsdException w:qFormat="1" w:unhideWhenUsed="0" w:uiPriority="67" w:semiHidden="0" w:name="Medium Grid 1 Accent 2"/>
     <w:lsdException w:unhideWhenUsed="0" w:uiPriority="68" w:semiHidden="0" w:name="Medium Grid 2 Accent 2"/>
-    <w:lsdException w:unhideWhenUsed="0" w:uiPriority="69" w:semiHidden="0" w:name="Medium Grid 3 Accent 2"/>
+    <w:lsdException w:qFormat="1" w:unhideWhenUsed="0" w:uiPriority="69" w:semiHidden="0" w:name="Medium Grid 3 Accent 2"/>
     <w:lsdException w:unhideWhenUsed="0" w:uiPriority="70" w:semiHidden="0" w:name="Dark List Accent 2"/>
     <w:lsdException w:qFormat="1" w:unhideWhenUsed="0" w:uiPriority="71" w:semiHidden="0" w:name="Colorful Shading Accent 2"/>
-    <w:lsdException w:unhideWhenUsed="0" w:uiPriority="72" w:semiHidden="0" w:name="Colorful List Accent 2"/>
-    <w:lsdException w:unhideWhenUsed="0" w:uiPriority="73" w:semiHidden="0" w:name="Colorful Grid Accent 2"/>
+    <w:lsdException w:qFormat="1" w:unhideWhenUsed="0" w:uiPriority="72" w:semiHidden="0" w:name="Colorful List Accent 2"/>
+    <w:lsdException w:qFormat="1" w:unhideWhenUsed="0" w:uiPriority="73" w:semiHidden="0" w:name="Colorful Grid Accent 2"/>
     <w:lsdException w:qFormat="1" w:unhideWhenUsed="0" w:uiPriority="60" w:semiHidden="0" w:name="Light Shading Accent 3"/>
-    <w:lsdException w:unhideWhenUsed="0" w:uiPriority="61" w:semiHidden="0" w:name="Light List Accent 3"/>
-    <w:lsdException w:unhideWhenUsed="0" w:uiPriority="62" w:semiHidden="0" w:name="Light Grid Accent 3"/>
+    <w:lsdException w:qFormat="1" w:unhideWhenUsed="0" w:uiPriority="61" w:semiHidden="0" w:name="Light List Accent 3"/>
+    <w:lsdException w:qFormat="1" w:unhideWhenUsed="0" w:uiPriority="62" w:semiHidden="0" w:name="Light Grid Accent 3"/>
     <w:lsdException w:qFormat="1" w:unhideWhenUsed="0" w:uiPriority="63" w:semiHidden="0" w:name="Medium Shading 1 Accent 3"/>
-    <w:lsdException w:unhideWhenUsed="0" w:uiPriority="64" w:semiHidden="0" w:name="Medium Shading 2 Accent 3"/>
+    <w:lsdException w:qFormat="1" w:unhideWhenUsed="0" w:uiPriority="64" w:semiHidden="0" w:name="Medium Shading 2 Accent 3"/>
     <w:lsdException w:unhideWhenUsed="0" w:uiPriority="65" w:semiHidden="0" w:name="Medium List 1 Accent 3"/>
     <w:lsdException w:unhideWhenUsed="0" w:uiPriority="66" w:semiHidden="0" w:name="Medium List 2 Accent 3"/>
-    <w:lsdException w:unhideWhenUsed="0" w:uiPriority="67" w:semiHidden="0" w:name="Medium Grid 1 Accent 3"/>
-    <w:lsdException w:unhideWhenUsed="0" w:uiPriority="68" w:semiHidden="0" w:name="Medium Grid 2 Accent 3"/>
-    <w:lsdException w:unhideWhenUsed="0" w:uiPriority="69" w:semiHidden="0" w:name="Medium Grid 3 Accent 3"/>
-    <w:lsdException w:unhideWhenUsed="0" w:uiPriority="70" w:semiHidden="0" w:name="Dark List Accent 3"/>
-    <w:lsdException w:unhideWhenUsed="0" w:uiPriority="71" w:semiHidden="0" w:name="Colorful Shading Accent 3"/>
-    <w:lsdException w:unhideWhenUsed="0" w:uiPriority="72" w:semiHidden="0" w:name="Colorful List Accent 3"/>
-    <w:lsdException w:unhideWhenUsed="0" w:uiPriority="73" w:semiHidden="0" w:name="Colorful Grid Accent 3"/>
-    <w:lsdException w:unhideWhenUsed="0" w:uiPriority="60" w:semiHidden="0" w:name="Light Shading Accent 4"/>
-    <w:lsdException w:unhideWhenUsed="0" w:uiPriority="61" w:semiHidden="0" w:name="Light List Accent 4"/>
+    <w:lsdException w:qFormat="1" w:unhideWhenUsed="0" w:uiPriority="67" w:semiHidden="0" w:name="Medium Grid 1 Accent 3"/>
+    <w:lsdException w:qFormat="1" w:unhideWhenUsed="0" w:uiPriority="68" w:semiHidden="0" w:name="Medium Grid 2 Accent 3"/>
+    <w:lsdException w:qFormat="1" w:unhideWhenUsed="0" w:uiPriority="69" w:semiHidden="0" w:name="Medium Grid 3 Accent 3"/>
+    <w:lsdException w:qFormat="1" w:unhideWhenUsed="0" w:uiPriority="70" w:semiHidden="0" w:name="Dark List Accent 3"/>
+    <w:lsdException w:qFormat="1" w:unhideWhenUsed="0" w:uiPriority="71" w:semiHidden="0" w:name="Colorful Shading Accent 3"/>
+    <w:lsdException w:qFormat="1" w:unhideWhenUsed="0" w:uiPriority="72" w:semiHidden="0" w:name="Colorful List Accent 3"/>
+    <w:lsdException w:qFormat="1" w:unhideWhenUsed="0" w:uiPriority="73" w:semiHidden="0" w:name="Colorful Grid Accent 3"/>
+    <w:lsdException w:qFormat="1" w:unhideWhenUsed="0" w:uiPriority="60" w:semiHidden="0" w:name="Light Shading Accent 4"/>
+    <w:lsdException w:qFormat="1" w:unhideWhenUsed="0" w:uiPriority="61" w:semiHidden="0" w:name="Light List Accent 4"/>
     <w:lsdException w:qFormat="1" w:unhideWhenUsed="0" w:uiPriority="62" w:semiHidden="0" w:name="Light Grid Accent 4"/>
     <w:lsdException w:qFormat="1" w:unhideWhenUsed="0" w:uiPriority="63" w:semiHidden="0" w:name="Medium Shading 1 Accent 4"/>
-    <w:lsdException w:unhideWhenUsed="0" w:uiPriority="64" w:semiHidden="0" w:name="Medium Shading 2 Accent 4"/>
-    <w:lsdException w:unhideWhenUsed="0" w:uiPriority="65" w:semiHidden="0" w:name="Medium List 1 Accent 4"/>
-    <w:lsdException w:unhideWhenUsed="0" w:uiPriority="66" w:semiHidden="0" w:name="Medium List 2 Accent 4"/>
-    <w:lsdException w:unhideWhenUsed="0" w:uiPriority="67" w:semiHidden="0" w:name="Medium Grid 1 Accent 4"/>
+    <w:lsdException w:qFormat="1" w:unhideWhenUsed="0" w:uiPriority="64" w:semiHidden="0" w:name="Medium Shading 2 Accent 4"/>
+    <w:lsdException w:qFormat="1" w:unhideWhenUsed="0" w:uiPriority="65" w:semiHidden="0" w:name="Medium List 1 Accent 4"/>
+    <w:lsdException w:qFormat="1" w:unhideWhenUsed="0" w:uiPriority="66" w:semiHidden="0" w:name="Medium List 2 Accent 4"/>
+    <w:lsdException w:qFormat="1" w:unhideWhenUsed="0" w:uiPriority="67" w:semiHidden="0" w:name="Medium Grid 1 Accent 4"/>
     <w:lsdException w:unhideWhenUsed="0" w:uiPriority="68" w:semiHidden="0" w:name="Medium Grid 2 Accent 4"/>
-    <w:lsdException w:unhideWhenUsed="0" w:uiPriority="69" w:semiHidden="0" w:name="Medium Grid 3 Accent 4"/>
-    <w:lsdException w:unhideWhenUsed="0" w:uiPriority="70" w:semiHidden="0" w:name="Dark List Accent 4"/>
-    <w:lsdException w:unhideWhenUsed="0" w:uiPriority="71" w:semiHidden="0" w:name="Colorful Shading Accent 4"/>
-    <w:lsdException w:unhideWhenUsed="0" w:uiPriority="72" w:semiHidden="0" w:name="Colorful List Accent 4"/>
+    <w:lsdException w:qFormat="1" w:unhideWhenUsed="0" w:uiPriority="69" w:semiHidden="0" w:name="Medium Grid 3 Accent 4"/>
+    <w:lsdException w:qFormat="1" w:unhideWhenUsed="0" w:uiPriority="70" w:semiHidden="0" w:name="Dark List Accent 4"/>
+    <w:lsdException w:qFormat="1" w:unhideWhenUsed="0" w:uiPriority="71" w:semiHidden="0" w:name="Colorful Shading Accent 4"/>
+    <w:lsdException w:qFormat="1" w:unhideWhenUsed="0" w:uiPriority="72" w:semiHidden="0" w:name="Colorful List Accent 4"/>
     <w:lsdException w:unhideWhenUsed="0" w:uiPriority="73" w:semiHidden="0" w:name="Colorful Grid Accent 4"/>
-    <w:lsdException w:unhideWhenUsed="0" w:uiPriority="60" w:semiHidden="0" w:name="Light Shading Accent 5"/>
+    <w:lsdException w:qFormat="1" w:unhideWhenUsed="0" w:uiPriority="60" w:semiHidden="0" w:name="Light Shading Accent 5"/>
     <w:lsdException w:qFormat="1" w:unhideWhenUsed="0" w:uiPriority="61" w:semiHidden="0" w:name="Light List Accent 5"/>
-    <w:lsdException w:unhideWhenUsed="0" w:uiPriority="62" w:semiHidden="0" w:name="Light Grid Accent 5"/>
+    <w:lsdException w:qFormat="1" w:unhideWhenUsed="0" w:uiPriority="62" w:semiHidden="0" w:name="Light Grid Accent 5"/>
     <w:lsdException w:qFormat="1" w:unhideWhenUsed="0" w:uiPriority="63" w:semiHidden="0" w:name="Medium Shading 1 Accent 5"/>
-    <w:lsdException w:unhideWhenUsed="0" w:uiPriority="64" w:semiHidden="0" w:name="Medium Shading 2 Accent 5"/>
-    <w:lsdException w:unhideWhenUsed="0" w:uiPriority="65" w:semiHidden="0" w:name="Medium List 1 Accent 5"/>
-    <w:lsdException w:unhideWhenUsed="0" w:uiPriority="66" w:semiHidden="0" w:name="Medium List 2 Accent 5"/>
-    <w:lsdException w:unhideWhenUsed="0" w:uiPriority="67" w:semiHidden="0" w:name="Medium Grid 1 Accent 5"/>
+    <w:lsdException w:qFormat="1" w:unhideWhenUsed="0" w:uiPriority="64" w:semiHidden="0" w:name="Medium Shading 2 Accent 5"/>
+    <w:lsdException w:qFormat="1" w:unhideWhenUsed="0" w:uiPriority="65" w:semiHidden="0" w:name="Medium List 1 Accent 5"/>
+    <w:lsdException w:qFormat="1" w:unhideWhenUsed="0" w:uiPriority="66" w:semiHidden="0" w:name="Medium List 2 Accent 5"/>
+    <w:lsdException w:qFormat="1" w:unhideWhenUsed="0" w:uiPriority="67" w:semiHidden="0" w:name="Medium Grid 1 Accent 5"/>
     <w:lsdException w:qFormat="1" w:unhideWhenUsed="0" w:uiPriority="68" w:semiHidden="0" w:name="Medium Grid 2 Accent 5"/>
     <w:lsdException w:unhideWhenUsed="0" w:uiPriority="69" w:semiHidden="0" w:name="Medium Grid 3 Accent 5"/>
-    <w:lsdException w:unhideWhenUsed="0" w:uiPriority="70" w:semiHidden="0" w:name="Dark List Accent 5"/>
+    <w:lsdException w:qFormat="1" w:unhideWhenUsed="0" w:uiPriority="70" w:semiHidden="0" w:name="Dark List Accent 5"/>
     <w:lsdException w:qFormat="1" w:unhideWhenUsed="0" w:uiPriority="71" w:semiHidden="0" w:name="Colorful Shading Accent 5"/>
-    <w:lsdException w:unhideWhenUsed="0" w:uiPriority="72" w:semiHidden="0" w:name="Colorful List Accent 5"/>
-    <w:lsdException w:unhideWhenUsed="0" w:uiPriority="73" w:semiHidden="0" w:name="Colorful Grid Accent 5"/>
-    <w:lsdException w:unhideWhenUsed="0" w:uiPriority="60" w:semiHidden="0" w:name="Light Shading Accent 6"/>
-    <w:lsdException w:unhideWhenUsed="0" w:uiPriority="61" w:semiHidden="0" w:name="Light List Accent 6"/>
+    <w:lsdException w:qFormat="1" w:unhideWhenUsed="0" w:uiPriority="72" w:semiHidden="0" w:name="Colorful List Accent 5"/>
+    <w:lsdException w:qFormat="1" w:unhideWhenUsed="0" w:uiPriority="73" w:semiHidden="0" w:name="Colorful Grid Accent 5"/>
+    <w:lsdException w:qFormat="1" w:unhideWhenUsed="0" w:uiPriority="60" w:semiHidden="0" w:name="Light Shading Accent 6"/>
+    <w:lsdException w:qFormat="1" w:unhideWhenUsed="0" w:uiPriority="61" w:semiHidden="0" w:name="Light List Accent 6"/>
     <w:lsdException w:qFormat="1" w:unhideWhenUsed="0" w:uiPriority="62" w:semiHidden="0" w:name="Light Grid Accent 6"/>
     <w:lsdException w:unhideWhenUsed="0" w:uiPriority="63" w:semiHidden="0" w:name="Medium Shading 1 Accent 6"/>
-    <w:lsdException w:unhideWhenUsed="0" w:uiPriority="64" w:semiHidden="0" w:name="Medium Shading 2 Accent 6"/>
-    <w:lsdException w:unhideWhenUsed="0" w:uiPriority="65" w:semiHidden="0" w:name="Medium List 1 Accent 6"/>
-    <w:lsdException w:unhideWhenUsed="0" w:uiPriority="66" w:semiHidden="0" w:name="Medium List 2 Accent 6"/>
-    <w:lsdException w:unhideWhenUsed="0" w:uiPriority="67" w:semiHidden="0" w:name="Medium Grid 1 Accent 6"/>
-    <w:lsdException w:unhideWhenUsed="0" w:uiPriority="68" w:semiHidden="0" w:name="Medium Grid 2 Accent 6"/>
-    <w:lsdException w:unhideWhenUsed="0" w:uiPriority="69" w:semiHidden="0" w:name="Medium Grid 3 Accent 6"/>
-    <w:lsdException w:unhideWhenUsed="0" w:uiPriority="70" w:semiHidden="0" w:name="Dark List Accent 6"/>
+    <w:lsdException w:qFormat="1" w:unhideWhenUsed="0" w:uiPriority="64" w:semiHidden="0" w:name="Medium Shading 2 Accent 6"/>
+    <w:lsdException w:qFormat="1" w:unhideWhenUsed="0" w:uiPriority="65" w:semiHidden="0" w:name="Medium List 1 Accent 6"/>
+    <w:lsdException w:qFormat="1" w:unhideWhenUsed="0" w:uiPriority="66" w:semiHidden="0" w:name="Medium List 2 Accent 6"/>
+    <w:lsdException w:qFormat="1" w:unhideWhenUsed="0" w:uiPriority="67" w:semiHidden="0" w:name="Medium Grid 1 Accent 6"/>
+    <w:lsdException w:qFormat="1" w:unhideWhenUsed="0" w:uiPriority="68" w:semiHidden="0" w:name="Medium Grid 2 Accent 6"/>
+    <w:lsdException w:qFormat="1" w:unhideWhenUsed="0" w:uiPriority="69" w:semiHidden="0" w:name="Medium Grid 3 Accent 6"/>
+    <w:lsdException w:qFormat="1" w:unhideWhenUsed="0" w:uiPriority="70" w:semiHidden="0" w:name="Dark List Accent 6"/>
     <w:lsdException w:unhideWhenUsed="0" w:uiPriority="71" w:semiHidden="0" w:name="Colorful Shading Accent 6"/>
-    <w:lsdException w:unhideWhenUsed="0" w:uiPriority="72" w:semiHidden="0" w:name="Colorful List Accent 6"/>
-    <w:lsdException w:unhideWhenUsed="0" w:uiPriority="73" w:semiHidden="0" w:name="Colorful Grid Accent 6"/>
+    <w:lsdException w:qFormat="1" w:unhideWhenUsed="0" w:uiPriority="72" w:semiHidden="0" w:name="Colorful List Accent 6"/>
+    <w:lsdException w:qFormat="1" w:unhideWhenUsed="0" w:uiPriority="73" w:semiHidden="0" w:name="Colorful Grid Accent 6"/>
   </w:latentStyles>
   <w:style w:type="paragraph" w:default="1" w:styleId="1">
     <w:name w:val="Normal"/>
@@ -1248,6 +1266,7 @@
     <w:name w:val="macro"/>
     <w:link w:val="147"/>
     <w:unhideWhenUsed/>
+    <w:qFormat/>
     <w:uiPriority w:val="99"/>
     <w:pPr>
       <w:tabs>
@@ -1283,6 +1302,7 @@
     <w:name w:val="List Number 2"/>
     <w:basedOn w:val="1"/>
     <w:unhideWhenUsed/>
+    <w:qFormat/>
     <w:uiPriority w:val="99"/>
     <w:pPr>
       <w:numPr>
@@ -1363,6 +1383,7 @@
     <w:name w:val="List Bullet 3"/>
     <w:basedOn w:val="1"/>
     <w:unhideWhenUsed/>
+    <w:qFormat/>
     <w:uiPriority w:val="99"/>
     <w:pPr>
       <w:numPr>
@@ -1401,6 +1422,7 @@
     <w:name w:val="List 2"/>
     <w:basedOn w:val="1"/>
     <w:unhideWhenUsed/>
+    <w:qFormat/>
     <w:uiPriority w:val="99"/>
     <w:pPr>
       <w:ind w:left="720" w:hanging="360"/>
@@ -1438,6 +1460,7 @@
     <w:basedOn w:val="1"/>
     <w:link w:val="136"/>
     <w:unhideWhenUsed/>
+    <w:qFormat/>
     <w:uiPriority w:val="99"/>
     <w:pPr>
       <w:tabs>
@@ -1452,6 +1475,7 @@
     <w:basedOn w:val="1"/>
     <w:link w:val="135"/>
     <w:unhideWhenUsed/>
+    <w:qFormat/>
     <w:uiPriority w:val="99"/>
     <w:pPr>
       <w:tabs>
@@ -1678,6 +1702,7 @@
   <w:style w:type="table" w:styleId="35">
     <w:name w:val="Light Shading Accent 1"/>
     <w:basedOn w:val="32"/>
+    <w:qFormat/>
     <w:uiPriority w:val="60"/>
     <w:pPr>
       <w:spacing w:after="0" w:line="240" w:lineRule="auto"/>
@@ -1976,6 +2001,7 @@
   <w:style w:type="table" w:styleId="38">
     <w:name w:val="Light Shading Accent 4"/>
     <w:basedOn w:val="32"/>
+    <w:qFormat/>
     <w:uiPriority w:val="60"/>
     <w:pPr>
       <w:spacing w:after="0" w:line="240" w:lineRule="auto"/>
@@ -2075,6 +2101,7 @@
   <w:style w:type="table" w:styleId="39">
     <w:name w:val="Light Shading Accent 5"/>
     <w:basedOn w:val="32"/>
+    <w:qFormat/>
     <w:uiPriority w:val="60"/>
     <w:pPr>
       <w:spacing w:after="0" w:line="240" w:lineRule="auto"/>
@@ -2174,6 +2201,7 @@
   <w:style w:type="table" w:styleId="40">
     <w:name w:val="Light Shading Accent 6"/>
     <w:basedOn w:val="32"/>
+    <w:qFormat/>
     <w:uiPriority w:val="60"/>
     <w:pPr>
       <w:spacing w:after="0" w:line="240" w:lineRule="auto"/>
@@ -2273,6 +2301,7 @@
   <w:style w:type="table" w:styleId="41">
     <w:name w:val="Light List"/>
     <w:basedOn w:val="32"/>
+    <w:qFormat/>
     <w:uiPriority w:val="61"/>
     <w:pPr>
       <w:spacing w:after="0" w:line="240" w:lineRule="auto"/>
@@ -2460,6 +2489,7 @@
   <w:style w:type="table" w:styleId="43">
     <w:name w:val="Light List Accent 2"/>
     <w:basedOn w:val="32"/>
+    <w:qFormat/>
     <w:uiPriority w:val="61"/>
     <w:pPr>
       <w:spacing w:after="0" w:line="240" w:lineRule="auto"/>
@@ -2553,6 +2583,7 @@
   <w:style w:type="table" w:styleId="44">
     <w:name w:val="Light List Accent 3"/>
     <w:basedOn w:val="32"/>
+    <w:qFormat/>
     <w:uiPriority w:val="61"/>
     <w:pPr>
       <w:spacing w:after="0" w:line="240" w:lineRule="auto"/>
@@ -2646,6 +2677,7 @@
   <w:style w:type="table" w:styleId="45">
     <w:name w:val="Light List Accent 4"/>
     <w:basedOn w:val="32"/>
+    <w:qFormat/>
     <w:uiPriority w:val="61"/>
     <w:pPr>
       <w:spacing w:after="0" w:line="240" w:lineRule="auto"/>
@@ -2833,6 +2865,7 @@
   <w:style w:type="table" w:styleId="47">
     <w:name w:val="Light List Accent 6"/>
     <w:basedOn w:val="32"/>
+    <w:qFormat/>
     <w:uiPriority w:val="61"/>
     <w:pPr>
       <w:spacing w:after="0" w:line="240" w:lineRule="auto"/>
@@ -3053,6 +3086,7 @@
   <w:style w:type="table" w:styleId="49">
     <w:name w:val="Light Grid Accent 1"/>
     <w:basedOn w:val="32"/>
+    <w:qFormat/>
     <w:uiPriority w:val="62"/>
     <w:pPr>
       <w:spacing w:after="0" w:line="240" w:lineRule="auto"/>
@@ -3179,6 +3213,7 @@
   <w:style w:type="table" w:styleId="50">
     <w:name w:val="Light Grid Accent 2"/>
     <w:basedOn w:val="32"/>
+    <w:qFormat/>
     <w:uiPriority w:val="62"/>
     <w:pPr>
       <w:spacing w:after="0" w:line="240" w:lineRule="auto"/>
@@ -3305,6 +3340,7 @@
   <w:style w:type="table" w:styleId="51">
     <w:name w:val="Light Grid Accent 3"/>
     <w:basedOn w:val="32"/>
+    <w:qFormat/>
     <w:uiPriority w:val="62"/>
     <w:pPr>
       <w:spacing w:after="0" w:line="240" w:lineRule="auto"/>
@@ -3558,6 +3594,7 @@
   <w:style w:type="table" w:styleId="53">
     <w:name w:val="Light Grid Accent 5"/>
     <w:basedOn w:val="32"/>
+    <w:qFormat/>
     <w:uiPriority w:val="62"/>
     <w:pPr>
       <w:spacing w:after="0" w:line="240" w:lineRule="auto"/>
@@ -4566,6 +4603,7 @@
   <w:style w:type="table" w:styleId="62">
     <w:name w:val="Medium Shading 2"/>
     <w:basedOn w:val="32"/>
+    <w:qFormat/>
     <w:uiPriority w:val="64"/>
     <w:pPr>
       <w:spacing w:after="0" w:line="240" w:lineRule="auto"/>
@@ -4731,6 +4769,7 @@
   <w:style w:type="table" w:styleId="63">
     <w:name w:val="Medium Shading 2 Accent 1"/>
     <w:basedOn w:val="32"/>
+    <w:qFormat/>
     <w:uiPriority w:val="64"/>
     <w:pPr>
       <w:spacing w:after="0" w:line="240" w:lineRule="auto"/>
@@ -4896,6 +4935,7 @@
   <w:style w:type="table" w:styleId="64">
     <w:name w:val="Medium Shading 2 Accent 2"/>
     <w:basedOn w:val="32"/>
+    <w:qFormat/>
     <w:uiPriority w:val="64"/>
     <w:pPr>
       <w:spacing w:after="0" w:line="240" w:lineRule="auto"/>
@@ -5061,6 +5101,7 @@
   <w:style w:type="table" w:styleId="65">
     <w:name w:val="Medium Shading 2 Accent 3"/>
     <w:basedOn w:val="32"/>
+    <w:qFormat/>
     <w:uiPriority w:val="64"/>
     <w:pPr>
       <w:spacing w:after="0" w:line="240" w:lineRule="auto"/>
@@ -5226,6 +5267,7 @@
   <w:style w:type="table" w:styleId="66">
     <w:name w:val="Medium Shading 2 Accent 4"/>
     <w:basedOn w:val="32"/>
+    <w:qFormat/>
     <w:uiPriority w:val="64"/>
     <w:pPr>
       <w:spacing w:after="0" w:line="240" w:lineRule="auto"/>
@@ -5391,6 +5433,7 @@
   <w:style w:type="table" w:styleId="67">
     <w:name w:val="Medium Shading 2 Accent 5"/>
     <w:basedOn w:val="32"/>
+    <w:qFormat/>
     <w:uiPriority w:val="64"/>
     <w:pPr>
       <w:spacing w:after="0" w:line="240" w:lineRule="auto"/>
@@ -5556,6 +5599,7 @@
   <w:style w:type="table" w:styleId="68">
     <w:name w:val="Medium Shading 2 Accent 6"/>
     <w:basedOn w:val="32"/>
+    <w:qFormat/>
     <w:uiPriority w:val="64"/>
     <w:pPr>
       <w:spacing w:after="0" w:line="240" w:lineRule="auto"/>
@@ -5721,6 +5765,7 @@
   <w:style w:type="table" w:styleId="69">
     <w:name w:val="Medium List 1"/>
     <w:basedOn w:val="32"/>
+    <w:qFormat/>
     <w:uiPriority w:val="65"/>
     <w:pPr>
       <w:spacing w:after="0" w:line="240" w:lineRule="auto"/>
@@ -5811,6 +5856,7 @@
   <w:style w:type="table" w:styleId="70">
     <w:name w:val="Medium List 1 Accent 1"/>
     <w:basedOn w:val="32"/>
+    <w:qFormat/>
     <w:uiPriority w:val="65"/>
     <w:pPr>
       <w:spacing w:after="0" w:line="240" w:lineRule="auto"/>
@@ -6081,6 +6127,7 @@
   <w:style w:type="table" w:styleId="73">
     <w:name w:val="Medium List 1 Accent 4"/>
     <w:basedOn w:val="32"/>
+    <w:qFormat/>
     <w:uiPriority w:val="65"/>
     <w:pPr>
       <w:spacing w:after="0" w:line="240" w:lineRule="auto"/>
@@ -6171,6 +6218,7 @@
   <w:style w:type="table" w:styleId="74">
     <w:name w:val="Medium List 1 Accent 5"/>
     <w:basedOn w:val="32"/>
+    <w:qFormat/>
     <w:uiPriority w:val="65"/>
     <w:pPr>
       <w:spacing w:after="0" w:line="240" w:lineRule="auto"/>
@@ -6261,6 +6309,7 @@
   <w:style w:type="table" w:styleId="75">
     <w:name w:val="Medium List 1 Accent 6"/>
     <w:basedOn w:val="32"/>
+    <w:qFormat/>
     <w:uiPriority w:val="65"/>
     <w:pPr>
       <w:spacing w:after="0" w:line="240" w:lineRule="auto"/>
@@ -6351,6 +6400,7 @@
   <w:style w:type="table" w:styleId="76">
     <w:name w:val="Medium List 2"/>
     <w:basedOn w:val="32"/>
+    <w:qFormat/>
     <w:uiPriority w:val="66"/>
     <w:pPr>
       <w:spacing w:after="0" w:line="240" w:lineRule="auto"/>
@@ -6480,6 +6530,7 @@
   <w:style w:type="table" w:styleId="77">
     <w:name w:val="Medium List 2 Accent 1"/>
     <w:basedOn w:val="32"/>
+    <w:qFormat/>
     <w:uiPriority w:val="66"/>
     <w:pPr>
       <w:spacing w:after="0" w:line="240" w:lineRule="auto"/>
@@ -6609,6 +6660,7 @@
   <w:style w:type="table" w:styleId="78">
     <w:name w:val="Medium List 2 Accent 2"/>
     <w:basedOn w:val="32"/>
+    <w:qFormat/>
     <w:uiPriority w:val="66"/>
     <w:pPr>
       <w:spacing w:after="0" w:line="240" w:lineRule="auto"/>
@@ -6867,6 +6919,7 @@
   <w:style w:type="table" w:styleId="80">
     <w:name w:val="Medium List 2 Accent 4"/>
     <w:basedOn w:val="32"/>
+    <w:qFormat/>
     <w:uiPriority w:val="66"/>
     <w:pPr>
       <w:spacing w:after="0" w:line="240" w:lineRule="auto"/>
@@ -6996,6 +7049,7 @@
   <w:style w:type="table" w:styleId="81">
     <w:name w:val="Medium List 2 Accent 5"/>
     <w:basedOn w:val="32"/>
+    <w:qFormat/>
     <w:uiPriority w:val="66"/>
     <w:pPr>
       <w:spacing w:after="0" w:line="240" w:lineRule="auto"/>
@@ -7125,6 +7179,7 @@
   <w:style w:type="table" w:styleId="82">
     <w:name w:val="Medium List 2 Accent 6"/>
     <w:basedOn w:val="32"/>
+    <w:qFormat/>
     <w:uiPriority w:val="66"/>
     <w:pPr>
       <w:spacing w:after="0" w:line="240" w:lineRule="auto"/>
@@ -7254,6 +7309,7 @@
   <w:style w:type="table" w:styleId="83">
     <w:name w:val="Medium Grid 1"/>
     <w:basedOn w:val="32"/>
+    <w:qFormat/>
     <w:uiPriority w:val="67"/>
     <w:pPr>
       <w:spacing w:after="0" w:line="240" w:lineRule="auto"/>
@@ -7323,6 +7379,7 @@
   <w:style w:type="table" w:styleId="84">
     <w:name w:val="Medium Grid 1 Accent 1"/>
     <w:basedOn w:val="32"/>
+    <w:qFormat/>
     <w:uiPriority w:val="67"/>
     <w:pPr>
       <w:spacing w:after="0" w:line="240" w:lineRule="auto"/>
@@ -7392,6 +7449,7 @@
   <w:style w:type="table" w:styleId="85">
     <w:name w:val="Medium Grid 1 Accent 2"/>
     <w:basedOn w:val="32"/>
+    <w:qFormat/>
     <w:uiPriority w:val="67"/>
     <w:pPr>
       <w:spacing w:after="0" w:line="240" w:lineRule="auto"/>
@@ -7461,6 +7519,7 @@
   <w:style w:type="table" w:styleId="86">
     <w:name w:val="Medium Grid 1 Accent 3"/>
     <w:basedOn w:val="32"/>
+    <w:qFormat/>
     <w:uiPriority w:val="67"/>
     <w:pPr>
       <w:spacing w:after="0" w:line="240" w:lineRule="auto"/>
@@ -7530,6 +7589,7 @@
   <w:style w:type="table" w:styleId="87">
     <w:name w:val="Medium Grid 1 Accent 4"/>
     <w:basedOn w:val="32"/>
+    <w:qFormat/>
     <w:uiPriority w:val="67"/>
     <w:pPr>
       <w:spacing w:after="0" w:line="240" w:lineRule="auto"/>
@@ -7599,6 +7659,7 @@
   <w:style w:type="table" w:styleId="88">
     <w:name w:val="Medium Grid 1 Accent 5"/>
     <w:basedOn w:val="32"/>
+    <w:qFormat/>
     <w:uiPriority w:val="67"/>
     <w:pPr>
       <w:spacing w:after="0" w:line="240" w:lineRule="auto"/>
@@ -7668,6 +7729,7 @@
   <w:style w:type="table" w:styleId="89">
     <w:name w:val="Medium Grid 1 Accent 6"/>
     <w:basedOn w:val="32"/>
+    <w:qFormat/>
     <w:uiPriority w:val="67"/>
     <w:pPr>
       <w:spacing w:after="0" w:line="240" w:lineRule="auto"/>
@@ -7737,6 +7799,7 @@
   <w:style w:type="table" w:styleId="90">
     <w:name w:val="Medium Grid 2"/>
     <w:basedOn w:val="32"/>
+    <w:qFormat/>
     <w:uiPriority w:val="68"/>
     <w:pPr>
       <w:spacing w:after="0" w:line="240" w:lineRule="auto"/>
@@ -7883,6 +7946,7 @@
   <w:style w:type="table" w:styleId="91">
     <w:name w:val="Medium Grid 2 Accent 1"/>
     <w:basedOn w:val="32"/>
+    <w:qFormat/>
     <w:uiPriority w:val="68"/>
     <w:pPr>
       <w:spacing w:after="0" w:line="240" w:lineRule="auto"/>
@@ -8175,6 +8239,7 @@
   <w:style w:type="table" w:styleId="93">
     <w:name w:val="Medium Grid 2 Accent 3"/>
     <w:basedOn w:val="32"/>
+    <w:qFormat/>
     <w:uiPriority w:val="68"/>
     <w:pPr>
       <w:spacing w:after="0" w:line="240" w:lineRule="auto"/>
@@ -8614,6 +8679,7 @@
   <w:style w:type="table" w:styleId="96">
     <w:name w:val="Medium Grid 2 Accent 6"/>
     <w:basedOn w:val="32"/>
+    <w:qFormat/>
     <w:uiPriority w:val="68"/>
     <w:pPr>
       <w:spacing w:after="0" w:line="240" w:lineRule="auto"/>
@@ -8760,6 +8826,7 @@
   <w:style w:type="table" w:styleId="97">
     <w:name w:val="Medium Grid 3"/>
     <w:basedOn w:val="32"/>
+    <w:qFormat/>
     <w:uiPriority w:val="69"/>
     <w:pPr>
       <w:spacing w:after="0" w:line="240" w:lineRule="auto"/>
@@ -8917,6 +8984,7 @@
   <w:style w:type="table" w:styleId="98">
     <w:name w:val="Medium Grid 3 Accent 1"/>
     <w:basedOn w:val="32"/>
+    <w:qFormat/>
     <w:uiPriority w:val="69"/>
     <w:pPr>
       <w:spacing w:after="0" w:line="240" w:lineRule="auto"/>
@@ -9074,6 +9142,7 @@
   <w:style w:type="table" w:styleId="99">
     <w:name w:val="Medium Grid 3 Accent 2"/>
     <w:basedOn w:val="32"/>
+    <w:qFormat/>
     <w:uiPriority w:val="69"/>
     <w:pPr>
       <w:spacing w:after="0" w:line="240" w:lineRule="auto"/>
@@ -9231,6 +9300,7 @@
   <w:style w:type="table" w:styleId="100">
     <w:name w:val="Medium Grid 3 Accent 3"/>
     <w:basedOn w:val="32"/>
+    <w:qFormat/>
     <w:uiPriority w:val="69"/>
     <w:pPr>
       <w:spacing w:after="0" w:line="240" w:lineRule="auto"/>
@@ -9388,6 +9458,7 @@
   <w:style w:type="table" w:styleId="101">
     <w:name w:val="Medium Grid 3 Accent 4"/>
     <w:basedOn w:val="32"/>
+    <w:qFormat/>
     <w:uiPriority w:val="69"/>
     <w:pPr>
       <w:spacing w:after="0" w:line="240" w:lineRule="auto"/>
@@ -9702,6 +9773,7 @@
   <w:style w:type="table" w:styleId="103">
     <w:name w:val="Medium Grid 3 Accent 6"/>
     <w:basedOn w:val="32"/>
+    <w:qFormat/>
     <w:uiPriority w:val="69"/>
     <w:pPr>
       <w:spacing w:after="0" w:line="240" w:lineRule="auto"/>
@@ -9859,6 +9931,7 @@
   <w:style w:type="table" w:styleId="104">
     <w:name w:val="Dark List"/>
     <w:basedOn w:val="32"/>
+    <w:qFormat/>
     <w:uiPriority w:val="70"/>
     <w:pPr>
       <w:spacing w:after="0" w:line="240" w:lineRule="auto"/>
@@ -9974,6 +10047,7 @@
   <w:style w:type="table" w:styleId="105">
     <w:name w:val="Dark List Accent 1"/>
     <w:basedOn w:val="32"/>
+    <w:qFormat/>
     <w:uiPriority w:val="70"/>
     <w:pPr>
       <w:spacing w:after="0" w:line="240" w:lineRule="auto"/>
@@ -10204,6 +10278,7 @@
   <w:style w:type="table" w:styleId="107">
     <w:name w:val="Dark List Accent 3"/>
     <w:basedOn w:val="32"/>
+    <w:qFormat/>
     <w:uiPriority w:val="70"/>
     <w:pPr>
       <w:spacing w:after="0" w:line="240" w:lineRule="auto"/>
@@ -10319,6 +10394,7 @@
   <w:style w:type="table" w:styleId="108">
     <w:name w:val="Dark List Accent 4"/>
     <w:basedOn w:val="32"/>
+    <w:qFormat/>
     <w:uiPriority w:val="70"/>
     <w:pPr>
       <w:spacing w:after="0" w:line="240" w:lineRule="auto"/>
@@ -10434,6 +10510,7 @@
   <w:style w:type="table" w:styleId="109">
     <w:name w:val="Dark List Accent 5"/>
     <w:basedOn w:val="32"/>
+    <w:qFormat/>
     <w:uiPriority w:val="70"/>
     <w:pPr>
       <w:spacing w:after="0" w:line="240" w:lineRule="auto"/>
@@ -10549,6 +10626,7 @@
   <w:style w:type="table" w:styleId="110">
     <w:name w:val="Dark List Accent 6"/>
     <w:basedOn w:val="32"/>
+    <w:qFormat/>
     <w:uiPriority w:val="70"/>
     <w:pPr>
       <w:spacing w:after="0" w:line="240" w:lineRule="auto"/>
@@ -10813,6 +10891,7 @@
   <w:style w:type="table" w:styleId="112">
     <w:name w:val="Colorful Shading Accent 1"/>
     <w:basedOn w:val="32"/>
+    <w:qFormat/>
     <w:uiPriority w:val="71"/>
     <w:pPr>
       <w:spacing w:after="0" w:line="240" w:lineRule="auto"/>
@@ -11110,6 +11189,7 @@
   <w:style w:type="table" w:styleId="114">
     <w:name w:val="Colorful Shading Accent 3"/>
     <w:basedOn w:val="32"/>
+    <w:qFormat/>
     <w:uiPriority w:val="71"/>
     <w:pPr>
       <w:spacing w:after="0" w:line="240" w:lineRule="auto"/>
@@ -11238,6 +11318,7 @@
   <w:style w:type="table" w:styleId="115">
     <w:name w:val="Colorful Shading Accent 4"/>
     <w:basedOn w:val="32"/>
+    <w:qFormat/>
     <w:uiPriority w:val="71"/>
     <w:pPr>
       <w:spacing w:after="0" w:line="240" w:lineRule="auto"/>
@@ -11776,6 +11857,7 @@
   <w:style w:type="table" w:styleId="119">
     <w:name w:val="Colorful List Accent 1"/>
     <w:basedOn w:val="32"/>
+    <w:qFormat/>
     <w:uiPriority w:val="72"/>
     <w:pPr>
       <w:spacing w:after="0" w:line="240" w:lineRule="auto"/>
@@ -11868,6 +11950,7 @@
   <w:style w:type="table" w:styleId="120">
     <w:name w:val="Colorful List Accent 2"/>
     <w:basedOn w:val="32"/>
+    <w:qFormat/>
     <w:uiPriority w:val="72"/>
     <w:pPr>
       <w:spacing w:after="0" w:line="240" w:lineRule="auto"/>
@@ -11960,6 +12043,7 @@
   <w:style w:type="table" w:styleId="121">
     <w:name w:val="Colorful List Accent 3"/>
     <w:basedOn w:val="32"/>
+    <w:qFormat/>
     <w:uiPriority w:val="72"/>
     <w:pPr>
       <w:spacing w:after="0" w:line="240" w:lineRule="auto"/>
@@ -12052,6 +12136,7 @@
   <w:style w:type="table" w:styleId="122">
     <w:name w:val="Colorful List Accent 4"/>
     <w:basedOn w:val="32"/>
+    <w:qFormat/>
     <w:uiPriority w:val="72"/>
     <w:pPr>
       <w:spacing w:after="0" w:line="240" w:lineRule="auto"/>
@@ -12144,6 +12229,7 @@
   <w:style w:type="table" w:styleId="123">
     <w:name w:val="Colorful List Accent 5"/>
     <w:basedOn w:val="32"/>
+    <w:qFormat/>
     <w:uiPriority w:val="72"/>
     <w:pPr>
       <w:spacing w:after="0" w:line="240" w:lineRule="auto"/>
@@ -12236,6 +12322,7 @@
   <w:style w:type="table" w:styleId="124">
     <w:name w:val="Colorful List Accent 6"/>
     <w:basedOn w:val="32"/>
+    <w:qFormat/>
     <w:uiPriority w:val="72"/>
     <w:pPr>
       <w:spacing w:after="0" w:line="240" w:lineRule="auto"/>
@@ -12328,6 +12415,7 @@
   <w:style w:type="table" w:styleId="125">
     <w:name w:val="Colorful Grid"/>
     <w:basedOn w:val="32"/>
+    <w:qFormat/>
     <w:uiPriority w:val="73"/>
     <w:pPr>
       <w:spacing w:after="0" w:line="240" w:lineRule="auto"/>
@@ -12520,6 +12608,7 @@
   <w:style w:type="table" w:styleId="127">
     <w:name w:val="Colorful Grid Accent 2"/>
     <w:basedOn w:val="32"/>
+    <w:qFormat/>
     <w:uiPriority w:val="73"/>
     <w:pPr>
       <w:spacing w:after="0" w:line="240" w:lineRule="auto"/>
@@ -12616,6 +12705,7 @@
   <w:style w:type="table" w:styleId="128">
     <w:name w:val="Colorful Grid Accent 3"/>
     <w:basedOn w:val="32"/>
+    <w:qFormat/>
     <w:uiPriority w:val="73"/>
     <w:pPr>
       <w:spacing w:after="0" w:line="240" w:lineRule="auto"/>
@@ -12808,6 +12898,7 @@
   <w:style w:type="table" w:styleId="130">
     <w:name w:val="Colorful Grid Accent 5"/>
     <w:basedOn w:val="32"/>
+    <w:qFormat/>
     <w:uiPriority w:val="73"/>
     <w:pPr>
       <w:spacing w:after="0" w:line="240" w:lineRule="auto"/>
@@ -12904,6 +12995,7 @@
   <w:style w:type="table" w:styleId="131">
     <w:name w:val="Colorful Grid Accent 6"/>
     <w:basedOn w:val="32"/>
+    <w:qFormat/>
     <w:uiPriority w:val="73"/>
     <w:pPr>
       <w:spacing w:after="0" w:line="240" w:lineRule="auto"/>
@@ -13100,6 +13192,7 @@
     <w:name w:val="Title Char"/>
     <w:basedOn w:val="132"/>
     <w:link w:val="31"/>
+    <w:qFormat/>
     <w:uiPriority w:val="10"/>
     <w:rPr>
       <w:rFonts w:asciiTheme="majorHAnsi" w:hAnsiTheme="majorHAnsi" w:eastAsiaTheme="majorEastAsia" w:cstheme="majorBidi"/>
@@ -13305,6 +13398,7 @@
     <w:basedOn w:val="132"/>
     <w:link w:val="11"/>
     <w:semiHidden/>
+    <w:qFormat/>
     <w:uiPriority w:val="9"/>
     <w:rPr>
       <w:rFonts w:asciiTheme="majorHAnsi" w:hAnsiTheme="majorHAnsi" w:eastAsiaTheme="majorEastAsia" w:cstheme="majorBidi"/>
@@ -13354,6 +13448,7 @@
     <w:name w:val="Intense Quote Char"/>
     <w:basedOn w:val="132"/>
     <w:link w:val="156"/>
+    <w:qFormat/>
     <w:uiPriority w:val="30"/>
     <w:rPr>
       <w:b/>
